--- a/cf/jm/u/files/u070.docx
+++ b/cf/jm/u/files/u070.docx
@@ -20,7 +20,7 @@
     </w:p>
     <w:p>
       <w:r>
-        <w:t>請針對每個題目，把答案填在「回答：」後面（越具體越好）；填好後請放回您的部門資料夾即可，不需回信。</w:t>
+        <w:t>這份問卷是想更了解您的實際作業，好把您的 AI 助理做得更貼近需求。第一部分請把答案填在「回答：」後面（越具體越好）；第二部分只是先讓您了解，之後用的時候再一起調整，不用現在填。填好後放回您的部門資料夾即可，不需回信。</w:t>
       </w:r>
     </w:p>
     <w:p>
@@ -32,8 +32,16 @@
       </w:r>
     </w:p>
     <w:p>
+      <w:pPr>
+        <w:pStyle w:val="Heading2"/>
+      </w:pPr>
       <w:r>
-        <w:t>1. 生管每週發送的 CO 重工率報表，實際欄位有哪些？各生產處與製程／機種的分類名稱請提供一份對照。</w:t>
+        <w:t>一、請您提供或確認的事情</w:t>
+      </w:r>
+    </w:p>
+    <w:p>
+      <w:r>
+        <w:t>1. 你每週要處理的是哪一份報表？（這裡是生管寄來的「CO 重工（週）生產處分析報表」Excel，CO＝重工，指零件加工後品質不符要重做）</w:t>
       </w:r>
     </w:p>
     <w:p>
@@ -43,7 +51,7 @@
     </w:p>
     <w:p>
       <w:r>
-        <w:t>2. 重工率的計算口徑是「重工量÷投產量」嗎？投產量的認定（是否含在製、退料）請確認。</w:t>
+        <w:t>2. 這份 Excel 通常放在哪、長什麼樣子？欄位有哪些（生產處、投產量、重工量、重工原因等）？先給 AI 看一份實際的（把機敏內容遮掉）</w:t>
       </w:r>
     </w:p>
     <w:p>
@@ -53,7 +61,7 @@
     </w:p>
     <w:p>
       <w:r>
-        <w:t>3. 重工率「偏高」的門檻是多少（幾 % 算高）？是與上週比、與目標比、還是固定門檻？</w:t>
+        <w:t>3. 重工率怎麼算、算出來多少要當作「偏高」？（例如超過幾 % 或比上週高就要特別標出來）給 AI 一個明確門檻它才知道要提醒</w:t>
       </w:r>
     </w:p>
     <w:p>
@@ -63,7 +71,7 @@
     </w:p>
     <w:p>
       <w:r>
-        <w:t>4. 重工原因是否有標準分類清單？希望 Agent 把自由填寫的原因歸類到哪些類別？</w:t>
+        <w:t>4. 重工原因有沒有固定的分類講法？把常用的原因清單給它，AI 分類才會跟你們口徑一致</w:t>
       </w:r>
     </w:p>
     <w:p>
@@ -73,7 +81,7 @@
     </w:p>
     <w:p>
       <w:r>
-        <w:t>5. 現行 CO 重工（週）分析報表的版型與必填欄位是什麼？請提供一份去識別化的範例。</w:t>
+        <w:t>5. 報表最後要長成什麼版型、哪些欄位一定要有？給一份現成範本讓 AI 照著排</w:t>
       </w:r>
     </w:p>
     <w:p>
@@ -83,12 +91,45 @@
     </w:p>
     <w:p>
       <w:r>
-        <w:t>6. 重點摘要希望聚焦哪些面向（重工率排名、原因分布、與上週變化）？摘要幾點為宜？</w:t>
+        <w:t>6. 算完誰要看、由誰確認後送出？（這支 AI 只出草稿，一定是工程師覆核過才送）</w:t>
       </w:r>
     </w:p>
     <w:p>
       <w:r>
         <w:t>回答：</w:t>
+      </w:r>
+    </w:p>
+    <w:p>
+      <w:pPr>
+        <w:pStyle w:val="Heading2"/>
+      </w:pPr>
+      <w:r>
+        <w:t>二、要用了之後、跟 AI 一起調整的事情（先了解即可，不用現在填）</w:t>
+      </w:r>
+    </w:p>
+    <w:p>
+      <w:r>
+        <w:t>• 第一次跑完，把它算的重工率跟你自己核一遍；哪裡算錯或標錯，直接告訴它「這欄的門檻應該是 X%」，它下次就會照新標準</w:t>
+      </w:r>
+    </w:p>
+    <w:p>
+      <w:r>
+        <w:t>• 覺得重點摘要抓得不夠準，就回它「這幾點才是主管在意的」，它會調整摘要的角度</w:t>
+      </w:r>
+    </w:p>
+    <w:p>
+      <w:r>
+        <w:t>• 遇到它把某個重工原因分錯類，當場糾正並補一句對照（例如「這種算 A 類不是 B 類」），累積幾次分類就會越來越穩</w:t>
+      </w:r>
+    </w:p>
+    <w:p>
+      <w:r>
+        <w:t>• 報表版型想改（多一欄、順序調換），直接講，不用重寫提示詞</w:t>
+      </w:r>
+    </w:p>
+    <w:p>
+      <w:r>
+        <w:t>• 資料量變大或它開始算得亂，就把資料掛到「表格查詢知識庫」用 SQL 幫它加總，會更準也更省</w:t>
       </w:r>
     </w:p>
     <w:p/>
